--- a/public/templates/preview/expense-log.docx
+++ b/public/templates/preview/expense-log.docx
@@ -5,59 +5,17 @@
     <w:p>
       <w:pPr>
         <w:pStyle w:val="Heading1"/>
-        <w:spacing w:after="240" w:before="240"/>
+        <w:spacing w:after="200" w:before="160"/>
       </w:pPr>
       <w:r>
         <w:rPr>
           <w:b/>
           <w:bCs/>
           <w:color w:val="0369A1"/>
-          <w:sz w:val="32"/>
-          <w:szCs w:val="32"/>
+          <w:sz w:val="30"/>
+          <w:szCs w:val="30"/>
         </w:rPr>
         <w:t xml:space="preserve">EXPENSE LOG</w:t>
-      </w:r>
-    </w:p>
-    <w:p>
-      <w:pPr>
-        <w:spacing w:after="80"/>
-      </w:pPr>
-      <w:r>
-        <w:rPr>
-          <w:b/>
-          <w:bCs/>
-          <w:sz w:val="22"/>
-          <w:szCs w:val="22"/>
-        </w:rPr>
-        <w:t xml:space="preserve">Property: </w:t>
-      </w:r>
-      <w:r>
-        <w:rPr>
-          <w:sz w:val="22"/>
-          <w:szCs w:val="22"/>
-        </w:rPr>
-        <w:t xml:space="preserve">Kileleshwa Apartments — Unit 3B</w:t>
-      </w:r>
-    </w:p>
-    <w:p>
-      <w:pPr>
-        <w:spacing w:after="80"/>
-      </w:pPr>
-      <w:r>
-        <w:rPr>
-          <w:b/>
-          <w:bCs/>
-          <w:sz w:val="22"/>
-          <w:szCs w:val="22"/>
-        </w:rPr>
-        <w:t xml:space="preserve">Period: </w:t>
-      </w:r>
-      <w:r>
-        <w:rPr>
-          <w:sz w:val="22"/>
-          <w:szCs w:val="22"/>
-        </w:rPr>
-        <w:t xml:space="preserve">January 2026</w:t>
       </w:r>
     </w:p>
     <w:tbl>
@@ -73,63 +31,162 @@
         </w:tblBorders>
       </w:tblPr>
       <w:tblGrid>
-        <w:gridCol w:w="1949"/>
-        <w:gridCol w:w="1949"/>
-        <w:gridCol w:w="1949"/>
-        <w:gridCol w:w="1949"/>
-        <w:gridCol w:w="1949"/>
+        <w:gridCol w:w="3119"/>
+        <w:gridCol w:w="6627"/>
       </w:tblGrid>
       <w:tr>
         <w:tc>
           <w:tcPr>
-            <w:shd w:fill="F1F5F9" w:color="auto" w:val="clear"/>
+            <w:tcW w:type="pct" w:w="1600"/>
           </w:tcPr>
           <w:p>
             <w:r>
               <w:rPr>
                 <w:b/>
                 <w:bCs/>
-                <w:sz w:val="22"/>
-                <w:szCs w:val="22"/>
-              </w:rPr>
-              <w:t xml:space="preserve">Date</w:t>
-            </w:r>
-          </w:p>
-        </w:tc>
-        <w:tc>
-          <w:tcPr>
-            <w:shd w:fill="F1F5F9" w:color="auto" w:val="clear"/>
+                <w:color w:val="0F172A"/>
+                <w:sz w:val="20"/>
+                <w:szCs w:val="20"/>
+              </w:rPr>
+              <w:t xml:space="preserve">Property</w:t>
+            </w:r>
+          </w:p>
+        </w:tc>
+        <w:tc>
+          <w:tcPr>
+            <w:tcW w:type="pct" w:w="3400"/>
+          </w:tcPr>
+          <w:p>
+            <w:r>
+              <w:rPr>
+                <w:color w:val="0F172A"/>
+                <w:sz w:val="20"/>
+                <w:szCs w:val="20"/>
+              </w:rPr>
+              <w:t xml:space="preserve">Riverside Court, Riverside Drive, Nairobi</w:t>
+            </w:r>
+          </w:p>
+        </w:tc>
+      </w:tr>
+      <w:tr>
+        <w:tc>
+          <w:tcPr>
+            <w:tcW w:type="pct" w:w="1600"/>
           </w:tcPr>
           <w:p>
             <w:r>
               <w:rPr>
                 <w:b/>
                 <w:bCs/>
-                <w:sz w:val="22"/>
-                <w:szCs w:val="22"/>
-              </w:rPr>
-              <w:t xml:space="preserve">Category</w:t>
-            </w:r>
-          </w:p>
-        </w:tc>
-        <w:tc>
-          <w:tcPr>
-            <w:shd w:fill="F1F5F9" w:color="auto" w:val="clear"/>
+                <w:color w:val="0F172A"/>
+                <w:sz w:val="20"/>
+                <w:szCs w:val="20"/>
+              </w:rPr>
+              <w:t xml:space="preserve">Period</w:t>
+            </w:r>
+          </w:p>
+        </w:tc>
+        <w:tc>
+          <w:tcPr>
+            <w:tcW w:type="pct" w:w="3400"/>
+          </w:tcPr>
+          <w:p>
+            <w:r>
+              <w:rPr>
+                <w:color w:val="0F172A"/>
+                <w:sz w:val="20"/>
+                <w:szCs w:val="20"/>
+              </w:rPr>
+              <w:t xml:space="preserve">March 2026</w:t>
+            </w:r>
+          </w:p>
+        </w:tc>
+      </w:tr>
+      <w:tr>
+        <w:tc>
+          <w:tcPr>
+            <w:tcW w:type="pct" w:w="1600"/>
           </w:tcPr>
           <w:p>
             <w:r>
               <w:rPr>
                 <w:b/>
                 <w:bCs/>
-                <w:sz w:val="22"/>
-                <w:szCs w:val="22"/>
-              </w:rPr>
-              <w:t xml:space="preserve">Vendor</w:t>
-            </w:r>
-          </w:p>
-        </w:tc>
-        <w:tc>
-          <w:tcPr>
+                <w:color w:val="0F172A"/>
+                <w:sz w:val="20"/>
+                <w:szCs w:val="20"/>
+              </w:rPr>
+              <w:t xml:space="preserve">Prepared by</w:t>
+            </w:r>
+          </w:p>
+        </w:tc>
+        <w:tc>
+          <w:tcPr>
+            <w:tcW w:type="pct" w:w="3400"/>
+          </w:tcPr>
+          <w:p>
+            <w:r>
+              <w:rPr>
+                <w:color w:val="0F172A"/>
+                <w:sz w:val="20"/>
+                <w:szCs w:val="20"/>
+              </w:rPr>
+              <w:t xml:space="preserve">Achieng Odhiambo</w:t>
+            </w:r>
+          </w:p>
+        </w:tc>
+      </w:tr>
+    </w:tbl>
+    <w:p>
+      <w:pPr>
+        <w:spacing w:after="200"/>
+      </w:pPr>
+      <w:r>
+        <w:rPr>
+          <w:color w:val="0F172A"/>
+          <w:sz w:val="22"/>
+          <w:szCs w:val="22"/>
+        </w:rPr>
+        <w:t xml:space="preserve"> </w:t>
+      </w:r>
+    </w:p>
+    <w:p>
+      <w:pPr>
+        <w:spacing w:after="160"/>
+      </w:pPr>
+      <w:r>
+        <w:rPr>
+          <w:color w:val="0F172A"/>
+          <w:sz w:val="22"/>
+          <w:szCs w:val="22"/>
+        </w:rPr>
+        <w:t xml:space="preserve">Every expense without a receipt is an expense the tax office may disallow. Record the receipt reference as you go, not at year end.</w:t>
+      </w:r>
+    </w:p>
+    <w:tbl>
+      <w:tblPr>
+        <w:tblW w:type="pct" w:w="5000"/>
+        <w:tblBorders>
+          <w:top w:val="single" w:color="auto" w:sz="4"/>
+          <w:left w:val="single" w:color="auto" w:sz="4"/>
+          <w:bottom w:val="single" w:color="auto" w:sz="4"/>
+          <w:right w:val="single" w:color="auto" w:sz="4"/>
+          <w:insideH w:val="single" w:color="auto" w:sz="4"/>
+          <w:insideV w:val="single" w:color="auto" w:sz="4"/>
+        </w:tblBorders>
+      </w:tblPr>
+      <w:tblGrid>
+        <w:gridCol w:w="1170"/>
+        <w:gridCol w:w="1559"/>
+        <w:gridCol w:w="1949"/>
+        <w:gridCol w:w="2144"/>
+        <w:gridCol w:w="1364"/>
+        <w:gridCol w:w="1559"/>
+      </w:tblGrid>
+      <w:tr>
+        <w:tc>
+          <w:tcPr>
+            <w:tcW w:type="pct" w:w="600"/>
             <w:shd w:fill="F1F5F9" w:color="auto" w:val="clear"/>
           </w:tcPr>
           <w:p>
@@ -137,15 +194,17 @@
               <w:rPr>
                 <w:b/>
                 <w:bCs/>
-                <w:sz w:val="22"/>
-                <w:szCs w:val="22"/>
-              </w:rPr>
-              <w:t xml:space="preserve">Amount (KES)</w:t>
-            </w:r>
-          </w:p>
-        </w:tc>
-        <w:tc>
-          <w:tcPr>
+                <w:color w:val="0F172A"/>
+                <w:sz w:val="20"/>
+                <w:szCs w:val="20"/>
+              </w:rPr>
+              <w:t xml:space="preserve">Date</w:t>
+            </w:r>
+          </w:p>
+        </w:tc>
+        <w:tc>
+          <w:tcPr>
+            <w:tcW w:type="pct" w:w="800"/>
             <w:shd w:fill="F1F5F9" w:color="auto" w:val="clear"/>
           </w:tcPr>
           <w:p>
@@ -153,8 +212,81 @@
               <w:rPr>
                 <w:b/>
                 <w:bCs/>
-                <w:sz w:val="22"/>
-                <w:szCs w:val="22"/>
+                <w:color w:val="0F172A"/>
+                <w:sz w:val="20"/>
+                <w:szCs w:val="20"/>
+              </w:rPr>
+              <w:t xml:space="preserve">Category</w:t>
+            </w:r>
+          </w:p>
+        </w:tc>
+        <w:tc>
+          <w:tcPr>
+            <w:tcW w:type="pct" w:w="1000"/>
+            <w:shd w:fill="F1F5F9" w:color="auto" w:val="clear"/>
+          </w:tcPr>
+          <w:p>
+            <w:r>
+              <w:rPr>
+                <w:b/>
+                <w:bCs/>
+                <w:color w:val="0F172A"/>
+                <w:sz w:val="20"/>
+                <w:szCs w:val="20"/>
+              </w:rPr>
+              <w:t xml:space="preserve">Vendor</w:t>
+            </w:r>
+          </w:p>
+        </w:tc>
+        <w:tc>
+          <w:tcPr>
+            <w:tcW w:type="pct" w:w="1100"/>
+            <w:shd w:fill="F1F5F9" w:color="auto" w:val="clear"/>
+          </w:tcPr>
+          <w:p>
+            <w:r>
+              <w:rPr>
+                <w:b/>
+                <w:bCs/>
+                <w:color w:val="0F172A"/>
+                <w:sz w:val="20"/>
+                <w:szCs w:val="20"/>
+              </w:rPr>
+              <w:t xml:space="preserve">Purpose</w:t>
+            </w:r>
+          </w:p>
+        </w:tc>
+        <w:tc>
+          <w:tcPr>
+            <w:tcW w:type="pct" w:w="700"/>
+            <w:shd w:fill="F1F5F9" w:color="auto" w:val="clear"/>
+          </w:tcPr>
+          <w:p>
+            <w:r>
+              <w:rPr>
+                <w:b/>
+                <w:bCs/>
+                <w:color w:val="0F172A"/>
+                <w:sz w:val="20"/>
+                <w:szCs w:val="20"/>
+              </w:rPr>
+              <w:t xml:space="preserve">KES</w:t>
+            </w:r>
+          </w:p>
+        </w:tc>
+        <w:tc>
+          <w:tcPr>
+            <w:tcW w:type="pct" w:w="800"/>
+            <w:shd w:fill="F1F5F9" w:color="auto" w:val="clear"/>
+          </w:tcPr>
+          <w:p>
+            <w:r>
+              <w:rPr>
+                <w:b/>
+                <w:bCs/>
+                <w:color w:val="0F172A"/>
+                <w:sz w:val="20"/>
+                <w:szCs w:val="20"/>
               </w:rPr>
               <w:t xml:space="preserve">Receipt</w:t>
             </w:r>
@@ -163,59 +295,90 @@
       </w:tr>
       <w:tr>
         <w:tc>
-          <w:p>
-            <w:r>
-              <w:rPr>
-                <w:color w:val="94A3B8"/>
-                <w:sz w:val="22"/>
-                <w:szCs w:val="22"/>
-              </w:rPr>
-              <w:t xml:space="preserve">________</w:t>
-            </w:r>
-          </w:p>
-        </w:tc>
-        <w:tc>
-          <w:p>
-            <w:r>
-              <w:rPr>
-                <w:color w:val="94A3B8"/>
-                <w:sz w:val="22"/>
-                <w:szCs w:val="22"/>
-              </w:rPr>
-              <w:t xml:space="preserve">________</w:t>
-            </w:r>
-          </w:p>
-        </w:tc>
-        <w:tc>
-          <w:p>
-            <w:r>
-              <w:rPr>
-                <w:color w:val="94A3B8"/>
-                <w:sz w:val="22"/>
-                <w:szCs w:val="22"/>
-              </w:rPr>
-              <w:t xml:space="preserve">________</w:t>
-            </w:r>
-          </w:p>
-        </w:tc>
-        <w:tc>
-          <w:p>
-            <w:r>
-              <w:rPr>
-                <w:color w:val="94A3B8"/>
-                <w:sz w:val="22"/>
-                <w:szCs w:val="22"/>
-              </w:rPr>
-              <w:t xml:space="preserve">________</w:t>
-            </w:r>
-          </w:p>
-        </w:tc>
-        <w:tc>
-          <w:p>
-            <w:r>
-              <w:rPr>
-                <w:sz w:val="22"/>
-                <w:szCs w:val="22"/>
+          <w:tcPr>
+            <w:tcW w:type="pct" w:w="600"/>
+          </w:tcPr>
+          <w:p>
+            <w:r>
+              <w:rPr>
+                <w:color w:val="94A3B8"/>
+                <w:sz w:val="20"/>
+                <w:szCs w:val="20"/>
+              </w:rPr>
+              <w:t xml:space="preserve"/>
+            </w:r>
+          </w:p>
+        </w:tc>
+        <w:tc>
+          <w:tcPr>
+            <w:tcW w:type="pct" w:w="800"/>
+          </w:tcPr>
+          <w:p>
+            <w:r>
+              <w:rPr>
+                <w:color w:val="94A3B8"/>
+                <w:sz w:val="20"/>
+                <w:szCs w:val="20"/>
+              </w:rPr>
+              <w:t xml:space="preserve"/>
+            </w:r>
+          </w:p>
+        </w:tc>
+        <w:tc>
+          <w:tcPr>
+            <w:tcW w:type="pct" w:w="1000"/>
+          </w:tcPr>
+          <w:p>
+            <w:r>
+              <w:rPr>
+                <w:color w:val="94A3B8"/>
+                <w:sz w:val="20"/>
+                <w:szCs w:val="20"/>
+              </w:rPr>
+              <w:t xml:space="preserve"/>
+            </w:r>
+          </w:p>
+        </w:tc>
+        <w:tc>
+          <w:tcPr>
+            <w:tcW w:type="pct" w:w="1100"/>
+          </w:tcPr>
+          <w:p>
+            <w:r>
+              <w:rPr>
+                <w:color w:val="94A3B8"/>
+                <w:sz w:val="20"/>
+                <w:szCs w:val="20"/>
+              </w:rPr>
+              <w:t xml:space="preserve"/>
+            </w:r>
+          </w:p>
+        </w:tc>
+        <w:tc>
+          <w:tcPr>
+            <w:tcW w:type="pct" w:w="700"/>
+          </w:tcPr>
+          <w:p>
+            <w:r>
+              <w:rPr>
+                <w:color w:val="94A3B8"/>
+                <w:sz w:val="20"/>
+                <w:szCs w:val="20"/>
+              </w:rPr>
+              <w:t xml:space="preserve"/>
+            </w:r>
+          </w:p>
+        </w:tc>
+        <w:tc>
+          <w:tcPr>
+            <w:tcW w:type="pct" w:w="800"/>
+          </w:tcPr>
+          <w:p>
+            <w:r>
+              <w:rPr>
+                <w:color w:val="0F172A"/>
+                <w:sz w:val="20"/>
+                <w:szCs w:val="20"/>
               </w:rPr>
               <w:t xml:space="preserve">☐</w:t>
             </w:r>
@@ -224,59 +387,90 @@
       </w:tr>
       <w:tr>
         <w:tc>
-          <w:p>
-            <w:r>
-              <w:rPr>
-                <w:color w:val="94A3B8"/>
-                <w:sz w:val="22"/>
-                <w:szCs w:val="22"/>
-              </w:rPr>
-              <w:t xml:space="preserve">________</w:t>
-            </w:r>
-          </w:p>
-        </w:tc>
-        <w:tc>
-          <w:p>
-            <w:r>
-              <w:rPr>
-                <w:color w:val="94A3B8"/>
-                <w:sz w:val="22"/>
-                <w:szCs w:val="22"/>
-              </w:rPr>
-              <w:t xml:space="preserve">________</w:t>
-            </w:r>
-          </w:p>
-        </w:tc>
-        <w:tc>
-          <w:p>
-            <w:r>
-              <w:rPr>
-                <w:color w:val="94A3B8"/>
-                <w:sz w:val="22"/>
-                <w:szCs w:val="22"/>
-              </w:rPr>
-              <w:t xml:space="preserve">________</w:t>
-            </w:r>
-          </w:p>
-        </w:tc>
-        <w:tc>
-          <w:p>
-            <w:r>
-              <w:rPr>
-                <w:color w:val="94A3B8"/>
-                <w:sz w:val="22"/>
-                <w:szCs w:val="22"/>
-              </w:rPr>
-              <w:t xml:space="preserve">________</w:t>
-            </w:r>
-          </w:p>
-        </w:tc>
-        <w:tc>
-          <w:p>
-            <w:r>
-              <w:rPr>
-                <w:sz w:val="22"/>
-                <w:szCs w:val="22"/>
+          <w:tcPr>
+            <w:tcW w:type="pct" w:w="600"/>
+          </w:tcPr>
+          <w:p>
+            <w:r>
+              <w:rPr>
+                <w:color w:val="94A3B8"/>
+                <w:sz w:val="20"/>
+                <w:szCs w:val="20"/>
+              </w:rPr>
+              <w:t xml:space="preserve"/>
+            </w:r>
+          </w:p>
+        </w:tc>
+        <w:tc>
+          <w:tcPr>
+            <w:tcW w:type="pct" w:w="800"/>
+          </w:tcPr>
+          <w:p>
+            <w:r>
+              <w:rPr>
+                <w:color w:val="94A3B8"/>
+                <w:sz w:val="20"/>
+                <w:szCs w:val="20"/>
+              </w:rPr>
+              <w:t xml:space="preserve"/>
+            </w:r>
+          </w:p>
+        </w:tc>
+        <w:tc>
+          <w:tcPr>
+            <w:tcW w:type="pct" w:w="1000"/>
+          </w:tcPr>
+          <w:p>
+            <w:r>
+              <w:rPr>
+                <w:color w:val="94A3B8"/>
+                <w:sz w:val="20"/>
+                <w:szCs w:val="20"/>
+              </w:rPr>
+              <w:t xml:space="preserve"/>
+            </w:r>
+          </w:p>
+        </w:tc>
+        <w:tc>
+          <w:tcPr>
+            <w:tcW w:type="pct" w:w="1100"/>
+          </w:tcPr>
+          <w:p>
+            <w:r>
+              <w:rPr>
+                <w:color w:val="94A3B8"/>
+                <w:sz w:val="20"/>
+                <w:szCs w:val="20"/>
+              </w:rPr>
+              <w:t xml:space="preserve"/>
+            </w:r>
+          </w:p>
+        </w:tc>
+        <w:tc>
+          <w:tcPr>
+            <w:tcW w:type="pct" w:w="700"/>
+          </w:tcPr>
+          <w:p>
+            <w:r>
+              <w:rPr>
+                <w:color w:val="94A3B8"/>
+                <w:sz w:val="20"/>
+                <w:szCs w:val="20"/>
+              </w:rPr>
+              <w:t xml:space="preserve"/>
+            </w:r>
+          </w:p>
+        </w:tc>
+        <w:tc>
+          <w:tcPr>
+            <w:tcW w:type="pct" w:w="800"/>
+          </w:tcPr>
+          <w:p>
+            <w:r>
+              <w:rPr>
+                <w:color w:val="0F172A"/>
+                <w:sz w:val="20"/>
+                <w:szCs w:val="20"/>
               </w:rPr>
               <w:t xml:space="preserve">☐</w:t>
             </w:r>
@@ -285,59 +479,90 @@
       </w:tr>
       <w:tr>
         <w:tc>
-          <w:p>
-            <w:r>
-              <w:rPr>
-                <w:color w:val="94A3B8"/>
-                <w:sz w:val="22"/>
-                <w:szCs w:val="22"/>
-              </w:rPr>
-              <w:t xml:space="preserve">________</w:t>
-            </w:r>
-          </w:p>
-        </w:tc>
-        <w:tc>
-          <w:p>
-            <w:r>
-              <w:rPr>
-                <w:color w:val="94A3B8"/>
-                <w:sz w:val="22"/>
-                <w:szCs w:val="22"/>
-              </w:rPr>
-              <w:t xml:space="preserve">________</w:t>
-            </w:r>
-          </w:p>
-        </w:tc>
-        <w:tc>
-          <w:p>
-            <w:r>
-              <w:rPr>
-                <w:color w:val="94A3B8"/>
-                <w:sz w:val="22"/>
-                <w:szCs w:val="22"/>
-              </w:rPr>
-              <w:t xml:space="preserve">________</w:t>
-            </w:r>
-          </w:p>
-        </w:tc>
-        <w:tc>
-          <w:p>
-            <w:r>
-              <w:rPr>
-                <w:color w:val="94A3B8"/>
-                <w:sz w:val="22"/>
-                <w:szCs w:val="22"/>
-              </w:rPr>
-              <w:t xml:space="preserve">________</w:t>
-            </w:r>
-          </w:p>
-        </w:tc>
-        <w:tc>
-          <w:p>
-            <w:r>
-              <w:rPr>
-                <w:sz w:val="22"/>
-                <w:szCs w:val="22"/>
+          <w:tcPr>
+            <w:tcW w:type="pct" w:w="600"/>
+          </w:tcPr>
+          <w:p>
+            <w:r>
+              <w:rPr>
+                <w:color w:val="94A3B8"/>
+                <w:sz w:val="20"/>
+                <w:szCs w:val="20"/>
+              </w:rPr>
+              <w:t xml:space="preserve"/>
+            </w:r>
+          </w:p>
+        </w:tc>
+        <w:tc>
+          <w:tcPr>
+            <w:tcW w:type="pct" w:w="800"/>
+          </w:tcPr>
+          <w:p>
+            <w:r>
+              <w:rPr>
+                <w:color w:val="94A3B8"/>
+                <w:sz w:val="20"/>
+                <w:szCs w:val="20"/>
+              </w:rPr>
+              <w:t xml:space="preserve"/>
+            </w:r>
+          </w:p>
+        </w:tc>
+        <w:tc>
+          <w:tcPr>
+            <w:tcW w:type="pct" w:w="1000"/>
+          </w:tcPr>
+          <w:p>
+            <w:r>
+              <w:rPr>
+                <w:color w:val="94A3B8"/>
+                <w:sz w:val="20"/>
+                <w:szCs w:val="20"/>
+              </w:rPr>
+              <w:t xml:space="preserve"/>
+            </w:r>
+          </w:p>
+        </w:tc>
+        <w:tc>
+          <w:tcPr>
+            <w:tcW w:type="pct" w:w="1100"/>
+          </w:tcPr>
+          <w:p>
+            <w:r>
+              <w:rPr>
+                <w:color w:val="94A3B8"/>
+                <w:sz w:val="20"/>
+                <w:szCs w:val="20"/>
+              </w:rPr>
+              <w:t xml:space="preserve"/>
+            </w:r>
+          </w:p>
+        </w:tc>
+        <w:tc>
+          <w:tcPr>
+            <w:tcW w:type="pct" w:w="700"/>
+          </w:tcPr>
+          <w:p>
+            <w:r>
+              <w:rPr>
+                <w:color w:val="94A3B8"/>
+                <w:sz w:val="20"/>
+                <w:szCs w:val="20"/>
+              </w:rPr>
+              <w:t xml:space="preserve"/>
+            </w:r>
+          </w:p>
+        </w:tc>
+        <w:tc>
+          <w:tcPr>
+            <w:tcW w:type="pct" w:w="800"/>
+          </w:tcPr>
+          <w:p>
+            <w:r>
+              <w:rPr>
+                <w:color w:val="0F172A"/>
+                <w:sz w:val="20"/>
+                <w:szCs w:val="20"/>
               </w:rPr>
               <w:t xml:space="preserve">☐</w:t>
             </w:r>
@@ -346,59 +571,90 @@
       </w:tr>
       <w:tr>
         <w:tc>
-          <w:p>
-            <w:r>
-              <w:rPr>
-                <w:color w:val="94A3B8"/>
-                <w:sz w:val="22"/>
-                <w:szCs w:val="22"/>
-              </w:rPr>
-              <w:t xml:space="preserve">________</w:t>
-            </w:r>
-          </w:p>
-        </w:tc>
-        <w:tc>
-          <w:p>
-            <w:r>
-              <w:rPr>
-                <w:color w:val="94A3B8"/>
-                <w:sz w:val="22"/>
-                <w:szCs w:val="22"/>
-              </w:rPr>
-              <w:t xml:space="preserve">________</w:t>
-            </w:r>
-          </w:p>
-        </w:tc>
-        <w:tc>
-          <w:p>
-            <w:r>
-              <w:rPr>
-                <w:color w:val="94A3B8"/>
-                <w:sz w:val="22"/>
-                <w:szCs w:val="22"/>
-              </w:rPr>
-              <w:t xml:space="preserve">________</w:t>
-            </w:r>
-          </w:p>
-        </w:tc>
-        <w:tc>
-          <w:p>
-            <w:r>
-              <w:rPr>
-                <w:color w:val="94A3B8"/>
-                <w:sz w:val="22"/>
-                <w:szCs w:val="22"/>
-              </w:rPr>
-              <w:t xml:space="preserve">________</w:t>
-            </w:r>
-          </w:p>
-        </w:tc>
-        <w:tc>
-          <w:p>
-            <w:r>
-              <w:rPr>
-                <w:sz w:val="22"/>
-                <w:szCs w:val="22"/>
+          <w:tcPr>
+            <w:tcW w:type="pct" w:w="600"/>
+          </w:tcPr>
+          <w:p>
+            <w:r>
+              <w:rPr>
+                <w:color w:val="94A3B8"/>
+                <w:sz w:val="20"/>
+                <w:szCs w:val="20"/>
+              </w:rPr>
+              <w:t xml:space="preserve"/>
+            </w:r>
+          </w:p>
+        </w:tc>
+        <w:tc>
+          <w:tcPr>
+            <w:tcW w:type="pct" w:w="800"/>
+          </w:tcPr>
+          <w:p>
+            <w:r>
+              <w:rPr>
+                <w:color w:val="94A3B8"/>
+                <w:sz w:val="20"/>
+                <w:szCs w:val="20"/>
+              </w:rPr>
+              <w:t xml:space="preserve"/>
+            </w:r>
+          </w:p>
+        </w:tc>
+        <w:tc>
+          <w:tcPr>
+            <w:tcW w:type="pct" w:w="1000"/>
+          </w:tcPr>
+          <w:p>
+            <w:r>
+              <w:rPr>
+                <w:color w:val="94A3B8"/>
+                <w:sz w:val="20"/>
+                <w:szCs w:val="20"/>
+              </w:rPr>
+              <w:t xml:space="preserve"/>
+            </w:r>
+          </w:p>
+        </w:tc>
+        <w:tc>
+          <w:tcPr>
+            <w:tcW w:type="pct" w:w="1100"/>
+          </w:tcPr>
+          <w:p>
+            <w:r>
+              <w:rPr>
+                <w:color w:val="94A3B8"/>
+                <w:sz w:val="20"/>
+                <w:szCs w:val="20"/>
+              </w:rPr>
+              <w:t xml:space="preserve"/>
+            </w:r>
+          </w:p>
+        </w:tc>
+        <w:tc>
+          <w:tcPr>
+            <w:tcW w:type="pct" w:w="700"/>
+          </w:tcPr>
+          <w:p>
+            <w:r>
+              <w:rPr>
+                <w:color w:val="94A3B8"/>
+                <w:sz w:val="20"/>
+                <w:szCs w:val="20"/>
+              </w:rPr>
+              <w:t xml:space="preserve"/>
+            </w:r>
+          </w:p>
+        </w:tc>
+        <w:tc>
+          <w:tcPr>
+            <w:tcW w:type="pct" w:w="800"/>
+          </w:tcPr>
+          <w:p>
+            <w:r>
+              <w:rPr>
+                <w:color w:val="0F172A"/>
+                <w:sz w:val="20"/>
+                <w:szCs w:val="20"/>
               </w:rPr>
               <w:t xml:space="preserve">☐</w:t>
             </w:r>
@@ -407,59 +663,90 @@
       </w:tr>
       <w:tr>
         <w:tc>
-          <w:p>
-            <w:r>
-              <w:rPr>
-                <w:color w:val="94A3B8"/>
-                <w:sz w:val="22"/>
-                <w:szCs w:val="22"/>
-              </w:rPr>
-              <w:t xml:space="preserve">________</w:t>
-            </w:r>
-          </w:p>
-        </w:tc>
-        <w:tc>
-          <w:p>
-            <w:r>
-              <w:rPr>
-                <w:color w:val="94A3B8"/>
-                <w:sz w:val="22"/>
-                <w:szCs w:val="22"/>
-              </w:rPr>
-              <w:t xml:space="preserve">________</w:t>
-            </w:r>
-          </w:p>
-        </w:tc>
-        <w:tc>
-          <w:p>
-            <w:r>
-              <w:rPr>
-                <w:color w:val="94A3B8"/>
-                <w:sz w:val="22"/>
-                <w:szCs w:val="22"/>
-              </w:rPr>
-              <w:t xml:space="preserve">________</w:t>
-            </w:r>
-          </w:p>
-        </w:tc>
-        <w:tc>
-          <w:p>
-            <w:r>
-              <w:rPr>
-                <w:color w:val="94A3B8"/>
-                <w:sz w:val="22"/>
-                <w:szCs w:val="22"/>
-              </w:rPr>
-              <w:t xml:space="preserve">________</w:t>
-            </w:r>
-          </w:p>
-        </w:tc>
-        <w:tc>
-          <w:p>
-            <w:r>
-              <w:rPr>
-                <w:sz w:val="22"/>
-                <w:szCs w:val="22"/>
+          <w:tcPr>
+            <w:tcW w:type="pct" w:w="600"/>
+          </w:tcPr>
+          <w:p>
+            <w:r>
+              <w:rPr>
+                <w:color w:val="94A3B8"/>
+                <w:sz w:val="20"/>
+                <w:szCs w:val="20"/>
+              </w:rPr>
+              <w:t xml:space="preserve"/>
+            </w:r>
+          </w:p>
+        </w:tc>
+        <w:tc>
+          <w:tcPr>
+            <w:tcW w:type="pct" w:w="800"/>
+          </w:tcPr>
+          <w:p>
+            <w:r>
+              <w:rPr>
+                <w:color w:val="94A3B8"/>
+                <w:sz w:val="20"/>
+                <w:szCs w:val="20"/>
+              </w:rPr>
+              <w:t xml:space="preserve"/>
+            </w:r>
+          </w:p>
+        </w:tc>
+        <w:tc>
+          <w:tcPr>
+            <w:tcW w:type="pct" w:w="1000"/>
+          </w:tcPr>
+          <w:p>
+            <w:r>
+              <w:rPr>
+                <w:color w:val="94A3B8"/>
+                <w:sz w:val="20"/>
+                <w:szCs w:val="20"/>
+              </w:rPr>
+              <w:t xml:space="preserve"/>
+            </w:r>
+          </w:p>
+        </w:tc>
+        <w:tc>
+          <w:tcPr>
+            <w:tcW w:type="pct" w:w="1100"/>
+          </w:tcPr>
+          <w:p>
+            <w:r>
+              <w:rPr>
+                <w:color w:val="94A3B8"/>
+                <w:sz w:val="20"/>
+                <w:szCs w:val="20"/>
+              </w:rPr>
+              <w:t xml:space="preserve"/>
+            </w:r>
+          </w:p>
+        </w:tc>
+        <w:tc>
+          <w:tcPr>
+            <w:tcW w:type="pct" w:w="700"/>
+          </w:tcPr>
+          <w:p>
+            <w:r>
+              <w:rPr>
+                <w:color w:val="94A3B8"/>
+                <w:sz w:val="20"/>
+                <w:szCs w:val="20"/>
+              </w:rPr>
+              <w:t xml:space="preserve"/>
+            </w:r>
+          </w:p>
+        </w:tc>
+        <w:tc>
+          <w:tcPr>
+            <w:tcW w:type="pct" w:w="800"/>
+          </w:tcPr>
+          <w:p>
+            <w:r>
+              <w:rPr>
+                <w:color w:val="0F172A"/>
+                <w:sz w:val="20"/>
+                <w:szCs w:val="20"/>
               </w:rPr>
               <w:t xml:space="preserve">☐</w:t>
             </w:r>
@@ -468,59 +755,90 @@
       </w:tr>
       <w:tr>
         <w:tc>
-          <w:p>
-            <w:r>
-              <w:rPr>
-                <w:color w:val="94A3B8"/>
-                <w:sz w:val="22"/>
-                <w:szCs w:val="22"/>
-              </w:rPr>
-              <w:t xml:space="preserve">________</w:t>
-            </w:r>
-          </w:p>
-        </w:tc>
-        <w:tc>
-          <w:p>
-            <w:r>
-              <w:rPr>
-                <w:color w:val="94A3B8"/>
-                <w:sz w:val="22"/>
-                <w:szCs w:val="22"/>
-              </w:rPr>
-              <w:t xml:space="preserve">________</w:t>
-            </w:r>
-          </w:p>
-        </w:tc>
-        <w:tc>
-          <w:p>
-            <w:r>
-              <w:rPr>
-                <w:color w:val="94A3B8"/>
-                <w:sz w:val="22"/>
-                <w:szCs w:val="22"/>
-              </w:rPr>
-              <w:t xml:space="preserve">________</w:t>
-            </w:r>
-          </w:p>
-        </w:tc>
-        <w:tc>
-          <w:p>
-            <w:r>
-              <w:rPr>
-                <w:color w:val="94A3B8"/>
-                <w:sz w:val="22"/>
-                <w:szCs w:val="22"/>
-              </w:rPr>
-              <w:t xml:space="preserve">________</w:t>
-            </w:r>
-          </w:p>
-        </w:tc>
-        <w:tc>
-          <w:p>
-            <w:r>
-              <w:rPr>
-                <w:sz w:val="22"/>
-                <w:szCs w:val="22"/>
+          <w:tcPr>
+            <w:tcW w:type="pct" w:w="600"/>
+          </w:tcPr>
+          <w:p>
+            <w:r>
+              <w:rPr>
+                <w:color w:val="94A3B8"/>
+                <w:sz w:val="20"/>
+                <w:szCs w:val="20"/>
+              </w:rPr>
+              <w:t xml:space="preserve"/>
+            </w:r>
+          </w:p>
+        </w:tc>
+        <w:tc>
+          <w:tcPr>
+            <w:tcW w:type="pct" w:w="800"/>
+          </w:tcPr>
+          <w:p>
+            <w:r>
+              <w:rPr>
+                <w:color w:val="94A3B8"/>
+                <w:sz w:val="20"/>
+                <w:szCs w:val="20"/>
+              </w:rPr>
+              <w:t xml:space="preserve"/>
+            </w:r>
+          </w:p>
+        </w:tc>
+        <w:tc>
+          <w:tcPr>
+            <w:tcW w:type="pct" w:w="1000"/>
+          </w:tcPr>
+          <w:p>
+            <w:r>
+              <w:rPr>
+                <w:color w:val="94A3B8"/>
+                <w:sz w:val="20"/>
+                <w:szCs w:val="20"/>
+              </w:rPr>
+              <w:t xml:space="preserve"/>
+            </w:r>
+          </w:p>
+        </w:tc>
+        <w:tc>
+          <w:tcPr>
+            <w:tcW w:type="pct" w:w="1100"/>
+          </w:tcPr>
+          <w:p>
+            <w:r>
+              <w:rPr>
+                <w:color w:val="94A3B8"/>
+                <w:sz w:val="20"/>
+                <w:szCs w:val="20"/>
+              </w:rPr>
+              <w:t xml:space="preserve"/>
+            </w:r>
+          </w:p>
+        </w:tc>
+        <w:tc>
+          <w:tcPr>
+            <w:tcW w:type="pct" w:w="700"/>
+          </w:tcPr>
+          <w:p>
+            <w:r>
+              <w:rPr>
+                <w:color w:val="94A3B8"/>
+                <w:sz w:val="20"/>
+                <w:szCs w:val="20"/>
+              </w:rPr>
+              <w:t xml:space="preserve"/>
+            </w:r>
+          </w:p>
+        </w:tc>
+        <w:tc>
+          <w:tcPr>
+            <w:tcW w:type="pct" w:w="800"/>
+          </w:tcPr>
+          <w:p>
+            <w:r>
+              <w:rPr>
+                <w:color w:val="0F172A"/>
+                <w:sz w:val="20"/>
+                <w:szCs w:val="20"/>
               </w:rPr>
               <w:t xml:space="preserve">☐</w:t>
             </w:r>
@@ -529,59 +847,90 @@
       </w:tr>
       <w:tr>
         <w:tc>
-          <w:p>
-            <w:r>
-              <w:rPr>
-                <w:color w:val="94A3B8"/>
-                <w:sz w:val="22"/>
-                <w:szCs w:val="22"/>
-              </w:rPr>
-              <w:t xml:space="preserve">________</w:t>
-            </w:r>
-          </w:p>
-        </w:tc>
-        <w:tc>
-          <w:p>
-            <w:r>
-              <w:rPr>
-                <w:color w:val="94A3B8"/>
-                <w:sz w:val="22"/>
-                <w:szCs w:val="22"/>
-              </w:rPr>
-              <w:t xml:space="preserve">________</w:t>
-            </w:r>
-          </w:p>
-        </w:tc>
-        <w:tc>
-          <w:p>
-            <w:r>
-              <w:rPr>
-                <w:color w:val="94A3B8"/>
-                <w:sz w:val="22"/>
-                <w:szCs w:val="22"/>
-              </w:rPr>
-              <w:t xml:space="preserve">________</w:t>
-            </w:r>
-          </w:p>
-        </w:tc>
-        <w:tc>
-          <w:p>
-            <w:r>
-              <w:rPr>
-                <w:color w:val="94A3B8"/>
-                <w:sz w:val="22"/>
-                <w:szCs w:val="22"/>
-              </w:rPr>
-              <w:t xml:space="preserve">________</w:t>
-            </w:r>
-          </w:p>
-        </w:tc>
-        <w:tc>
-          <w:p>
-            <w:r>
-              <w:rPr>
-                <w:sz w:val="22"/>
-                <w:szCs w:val="22"/>
+          <w:tcPr>
+            <w:tcW w:type="pct" w:w="600"/>
+          </w:tcPr>
+          <w:p>
+            <w:r>
+              <w:rPr>
+                <w:color w:val="94A3B8"/>
+                <w:sz w:val="20"/>
+                <w:szCs w:val="20"/>
+              </w:rPr>
+              <w:t xml:space="preserve"/>
+            </w:r>
+          </w:p>
+        </w:tc>
+        <w:tc>
+          <w:tcPr>
+            <w:tcW w:type="pct" w:w="800"/>
+          </w:tcPr>
+          <w:p>
+            <w:r>
+              <w:rPr>
+                <w:color w:val="94A3B8"/>
+                <w:sz w:val="20"/>
+                <w:szCs w:val="20"/>
+              </w:rPr>
+              <w:t xml:space="preserve"/>
+            </w:r>
+          </w:p>
+        </w:tc>
+        <w:tc>
+          <w:tcPr>
+            <w:tcW w:type="pct" w:w="1000"/>
+          </w:tcPr>
+          <w:p>
+            <w:r>
+              <w:rPr>
+                <w:color w:val="94A3B8"/>
+                <w:sz w:val="20"/>
+                <w:szCs w:val="20"/>
+              </w:rPr>
+              <w:t xml:space="preserve"/>
+            </w:r>
+          </w:p>
+        </w:tc>
+        <w:tc>
+          <w:tcPr>
+            <w:tcW w:type="pct" w:w="1100"/>
+          </w:tcPr>
+          <w:p>
+            <w:r>
+              <w:rPr>
+                <w:color w:val="94A3B8"/>
+                <w:sz w:val="20"/>
+                <w:szCs w:val="20"/>
+              </w:rPr>
+              <w:t xml:space="preserve"/>
+            </w:r>
+          </w:p>
+        </w:tc>
+        <w:tc>
+          <w:tcPr>
+            <w:tcW w:type="pct" w:w="700"/>
+          </w:tcPr>
+          <w:p>
+            <w:r>
+              <w:rPr>
+                <w:color w:val="94A3B8"/>
+                <w:sz w:val="20"/>
+                <w:szCs w:val="20"/>
+              </w:rPr>
+              <w:t xml:space="preserve"/>
+            </w:r>
+          </w:p>
+        </w:tc>
+        <w:tc>
+          <w:tcPr>
+            <w:tcW w:type="pct" w:w="800"/>
+          </w:tcPr>
+          <w:p>
+            <w:r>
+              <w:rPr>
+                <w:color w:val="0F172A"/>
+                <w:sz w:val="20"/>
+                <w:szCs w:val="20"/>
               </w:rPr>
               <w:t xml:space="preserve">☐</w:t>
             </w:r>
@@ -590,59 +939,90 @@
       </w:tr>
       <w:tr>
         <w:tc>
-          <w:p>
-            <w:r>
-              <w:rPr>
-                <w:color w:val="94A3B8"/>
-                <w:sz w:val="22"/>
-                <w:szCs w:val="22"/>
-              </w:rPr>
-              <w:t xml:space="preserve">________</w:t>
-            </w:r>
-          </w:p>
-        </w:tc>
-        <w:tc>
-          <w:p>
-            <w:r>
-              <w:rPr>
-                <w:color w:val="94A3B8"/>
-                <w:sz w:val="22"/>
-                <w:szCs w:val="22"/>
-              </w:rPr>
-              <w:t xml:space="preserve">________</w:t>
-            </w:r>
-          </w:p>
-        </w:tc>
-        <w:tc>
-          <w:p>
-            <w:r>
-              <w:rPr>
-                <w:color w:val="94A3B8"/>
-                <w:sz w:val="22"/>
-                <w:szCs w:val="22"/>
-              </w:rPr>
-              <w:t xml:space="preserve">________</w:t>
-            </w:r>
-          </w:p>
-        </w:tc>
-        <w:tc>
-          <w:p>
-            <w:r>
-              <w:rPr>
-                <w:color w:val="94A3B8"/>
-                <w:sz w:val="22"/>
-                <w:szCs w:val="22"/>
-              </w:rPr>
-              <w:t xml:space="preserve">________</w:t>
-            </w:r>
-          </w:p>
-        </w:tc>
-        <w:tc>
-          <w:p>
-            <w:r>
-              <w:rPr>
-                <w:sz w:val="22"/>
-                <w:szCs w:val="22"/>
+          <w:tcPr>
+            <w:tcW w:type="pct" w:w="600"/>
+          </w:tcPr>
+          <w:p>
+            <w:r>
+              <w:rPr>
+                <w:color w:val="94A3B8"/>
+                <w:sz w:val="20"/>
+                <w:szCs w:val="20"/>
+              </w:rPr>
+              <w:t xml:space="preserve"/>
+            </w:r>
+          </w:p>
+        </w:tc>
+        <w:tc>
+          <w:tcPr>
+            <w:tcW w:type="pct" w:w="800"/>
+          </w:tcPr>
+          <w:p>
+            <w:r>
+              <w:rPr>
+                <w:color w:val="94A3B8"/>
+                <w:sz w:val="20"/>
+                <w:szCs w:val="20"/>
+              </w:rPr>
+              <w:t xml:space="preserve"/>
+            </w:r>
+          </w:p>
+        </w:tc>
+        <w:tc>
+          <w:tcPr>
+            <w:tcW w:type="pct" w:w="1000"/>
+          </w:tcPr>
+          <w:p>
+            <w:r>
+              <w:rPr>
+                <w:color w:val="94A3B8"/>
+                <w:sz w:val="20"/>
+                <w:szCs w:val="20"/>
+              </w:rPr>
+              <w:t xml:space="preserve"/>
+            </w:r>
+          </w:p>
+        </w:tc>
+        <w:tc>
+          <w:tcPr>
+            <w:tcW w:type="pct" w:w="1100"/>
+          </w:tcPr>
+          <w:p>
+            <w:r>
+              <w:rPr>
+                <w:color w:val="94A3B8"/>
+                <w:sz w:val="20"/>
+                <w:szCs w:val="20"/>
+              </w:rPr>
+              <w:t xml:space="preserve"/>
+            </w:r>
+          </w:p>
+        </w:tc>
+        <w:tc>
+          <w:tcPr>
+            <w:tcW w:type="pct" w:w="700"/>
+          </w:tcPr>
+          <w:p>
+            <w:r>
+              <w:rPr>
+                <w:color w:val="94A3B8"/>
+                <w:sz w:val="20"/>
+                <w:szCs w:val="20"/>
+              </w:rPr>
+              <w:t xml:space="preserve"/>
+            </w:r>
+          </w:p>
+        </w:tc>
+        <w:tc>
+          <w:tcPr>
+            <w:tcW w:type="pct" w:w="800"/>
+          </w:tcPr>
+          <w:p>
+            <w:r>
+              <w:rPr>
+                <w:color w:val="0F172A"/>
+                <w:sz w:val="20"/>
+                <w:szCs w:val="20"/>
               </w:rPr>
               <w:t xml:space="preserve">☐</w:t>
             </w:r>
@@ -651,59 +1031,90 @@
       </w:tr>
       <w:tr>
         <w:tc>
-          <w:p>
-            <w:r>
-              <w:rPr>
-                <w:color w:val="94A3B8"/>
-                <w:sz w:val="22"/>
-                <w:szCs w:val="22"/>
-              </w:rPr>
-              <w:t xml:space="preserve">________</w:t>
-            </w:r>
-          </w:p>
-        </w:tc>
-        <w:tc>
-          <w:p>
-            <w:r>
-              <w:rPr>
-                <w:color w:val="94A3B8"/>
-                <w:sz w:val="22"/>
-                <w:szCs w:val="22"/>
-              </w:rPr>
-              <w:t xml:space="preserve">________</w:t>
-            </w:r>
-          </w:p>
-        </w:tc>
-        <w:tc>
-          <w:p>
-            <w:r>
-              <w:rPr>
-                <w:color w:val="94A3B8"/>
-                <w:sz w:val="22"/>
-                <w:szCs w:val="22"/>
-              </w:rPr>
-              <w:t xml:space="preserve">________</w:t>
-            </w:r>
-          </w:p>
-        </w:tc>
-        <w:tc>
-          <w:p>
-            <w:r>
-              <w:rPr>
-                <w:color w:val="94A3B8"/>
-                <w:sz w:val="22"/>
-                <w:szCs w:val="22"/>
-              </w:rPr>
-              <w:t xml:space="preserve">________</w:t>
-            </w:r>
-          </w:p>
-        </w:tc>
-        <w:tc>
-          <w:p>
-            <w:r>
-              <w:rPr>
-                <w:sz w:val="22"/>
-                <w:szCs w:val="22"/>
+          <w:tcPr>
+            <w:tcW w:type="pct" w:w="600"/>
+          </w:tcPr>
+          <w:p>
+            <w:r>
+              <w:rPr>
+                <w:color w:val="94A3B8"/>
+                <w:sz w:val="20"/>
+                <w:szCs w:val="20"/>
+              </w:rPr>
+              <w:t xml:space="preserve"/>
+            </w:r>
+          </w:p>
+        </w:tc>
+        <w:tc>
+          <w:tcPr>
+            <w:tcW w:type="pct" w:w="800"/>
+          </w:tcPr>
+          <w:p>
+            <w:r>
+              <w:rPr>
+                <w:color w:val="94A3B8"/>
+                <w:sz w:val="20"/>
+                <w:szCs w:val="20"/>
+              </w:rPr>
+              <w:t xml:space="preserve"/>
+            </w:r>
+          </w:p>
+        </w:tc>
+        <w:tc>
+          <w:tcPr>
+            <w:tcW w:type="pct" w:w="1000"/>
+          </w:tcPr>
+          <w:p>
+            <w:r>
+              <w:rPr>
+                <w:color w:val="94A3B8"/>
+                <w:sz w:val="20"/>
+                <w:szCs w:val="20"/>
+              </w:rPr>
+              <w:t xml:space="preserve"/>
+            </w:r>
+          </w:p>
+        </w:tc>
+        <w:tc>
+          <w:tcPr>
+            <w:tcW w:type="pct" w:w="1100"/>
+          </w:tcPr>
+          <w:p>
+            <w:r>
+              <w:rPr>
+                <w:color w:val="94A3B8"/>
+                <w:sz w:val="20"/>
+                <w:szCs w:val="20"/>
+              </w:rPr>
+              <w:t xml:space="preserve"/>
+            </w:r>
+          </w:p>
+        </w:tc>
+        <w:tc>
+          <w:tcPr>
+            <w:tcW w:type="pct" w:w="700"/>
+          </w:tcPr>
+          <w:p>
+            <w:r>
+              <w:rPr>
+                <w:color w:val="94A3B8"/>
+                <w:sz w:val="20"/>
+                <w:szCs w:val="20"/>
+              </w:rPr>
+              <w:t xml:space="preserve"/>
+            </w:r>
+          </w:p>
+        </w:tc>
+        <w:tc>
+          <w:tcPr>
+            <w:tcW w:type="pct" w:w="800"/>
+          </w:tcPr>
+          <w:p>
+            <w:r>
+              <w:rPr>
+                <w:color w:val="0F172A"/>
+                <w:sz w:val="20"/>
+                <w:szCs w:val="20"/>
               </w:rPr>
               <w:t xml:space="preserve">☐</w:t>
             </w:r>
@@ -712,59 +1123,90 @@
       </w:tr>
       <w:tr>
         <w:tc>
-          <w:p>
-            <w:r>
-              <w:rPr>
-                <w:color w:val="94A3B8"/>
-                <w:sz w:val="22"/>
-                <w:szCs w:val="22"/>
-              </w:rPr>
-              <w:t xml:space="preserve">________</w:t>
-            </w:r>
-          </w:p>
-        </w:tc>
-        <w:tc>
-          <w:p>
-            <w:r>
-              <w:rPr>
-                <w:color w:val="94A3B8"/>
-                <w:sz w:val="22"/>
-                <w:szCs w:val="22"/>
-              </w:rPr>
-              <w:t xml:space="preserve">________</w:t>
-            </w:r>
-          </w:p>
-        </w:tc>
-        <w:tc>
-          <w:p>
-            <w:r>
-              <w:rPr>
-                <w:color w:val="94A3B8"/>
-                <w:sz w:val="22"/>
-                <w:szCs w:val="22"/>
-              </w:rPr>
-              <w:t xml:space="preserve">________</w:t>
-            </w:r>
-          </w:p>
-        </w:tc>
-        <w:tc>
-          <w:p>
-            <w:r>
-              <w:rPr>
-                <w:color w:val="94A3B8"/>
-                <w:sz w:val="22"/>
-                <w:szCs w:val="22"/>
-              </w:rPr>
-              <w:t xml:space="preserve">________</w:t>
-            </w:r>
-          </w:p>
-        </w:tc>
-        <w:tc>
-          <w:p>
-            <w:r>
-              <w:rPr>
-                <w:sz w:val="22"/>
-                <w:szCs w:val="22"/>
+          <w:tcPr>
+            <w:tcW w:type="pct" w:w="600"/>
+          </w:tcPr>
+          <w:p>
+            <w:r>
+              <w:rPr>
+                <w:color w:val="94A3B8"/>
+                <w:sz w:val="20"/>
+                <w:szCs w:val="20"/>
+              </w:rPr>
+              <w:t xml:space="preserve"/>
+            </w:r>
+          </w:p>
+        </w:tc>
+        <w:tc>
+          <w:tcPr>
+            <w:tcW w:type="pct" w:w="800"/>
+          </w:tcPr>
+          <w:p>
+            <w:r>
+              <w:rPr>
+                <w:color w:val="94A3B8"/>
+                <w:sz w:val="20"/>
+                <w:szCs w:val="20"/>
+              </w:rPr>
+              <w:t xml:space="preserve"/>
+            </w:r>
+          </w:p>
+        </w:tc>
+        <w:tc>
+          <w:tcPr>
+            <w:tcW w:type="pct" w:w="1000"/>
+          </w:tcPr>
+          <w:p>
+            <w:r>
+              <w:rPr>
+                <w:color w:val="94A3B8"/>
+                <w:sz w:val="20"/>
+                <w:szCs w:val="20"/>
+              </w:rPr>
+              <w:t xml:space="preserve"/>
+            </w:r>
+          </w:p>
+        </w:tc>
+        <w:tc>
+          <w:tcPr>
+            <w:tcW w:type="pct" w:w="1100"/>
+          </w:tcPr>
+          <w:p>
+            <w:r>
+              <w:rPr>
+                <w:color w:val="94A3B8"/>
+                <w:sz w:val="20"/>
+                <w:szCs w:val="20"/>
+              </w:rPr>
+              <w:t xml:space="preserve"/>
+            </w:r>
+          </w:p>
+        </w:tc>
+        <w:tc>
+          <w:tcPr>
+            <w:tcW w:type="pct" w:w="700"/>
+          </w:tcPr>
+          <w:p>
+            <w:r>
+              <w:rPr>
+                <w:color w:val="94A3B8"/>
+                <w:sz w:val="20"/>
+                <w:szCs w:val="20"/>
+              </w:rPr>
+              <w:t xml:space="preserve"/>
+            </w:r>
+          </w:p>
+        </w:tc>
+        <w:tc>
+          <w:tcPr>
+            <w:tcW w:type="pct" w:w="800"/>
+          </w:tcPr>
+          <w:p>
+            <w:r>
+              <w:rPr>
+                <w:color w:val="0F172A"/>
+                <w:sz w:val="20"/>
+                <w:szCs w:val="20"/>
               </w:rPr>
               <w:t xml:space="preserve">☐</w:t>
             </w:r>
@@ -773,59 +1215,90 @@
       </w:tr>
       <w:tr>
         <w:tc>
-          <w:p>
-            <w:r>
-              <w:rPr>
-                <w:color w:val="94A3B8"/>
-                <w:sz w:val="22"/>
-                <w:szCs w:val="22"/>
-              </w:rPr>
-              <w:t xml:space="preserve">________</w:t>
-            </w:r>
-          </w:p>
-        </w:tc>
-        <w:tc>
-          <w:p>
-            <w:r>
-              <w:rPr>
-                <w:color w:val="94A3B8"/>
-                <w:sz w:val="22"/>
-                <w:szCs w:val="22"/>
-              </w:rPr>
-              <w:t xml:space="preserve">________</w:t>
-            </w:r>
-          </w:p>
-        </w:tc>
-        <w:tc>
-          <w:p>
-            <w:r>
-              <w:rPr>
-                <w:color w:val="94A3B8"/>
-                <w:sz w:val="22"/>
-                <w:szCs w:val="22"/>
-              </w:rPr>
-              <w:t xml:space="preserve">________</w:t>
-            </w:r>
-          </w:p>
-        </w:tc>
-        <w:tc>
-          <w:p>
-            <w:r>
-              <w:rPr>
-                <w:color w:val="94A3B8"/>
-                <w:sz w:val="22"/>
-                <w:szCs w:val="22"/>
-              </w:rPr>
-              <w:t xml:space="preserve">________</w:t>
-            </w:r>
-          </w:p>
-        </w:tc>
-        <w:tc>
-          <w:p>
-            <w:r>
-              <w:rPr>
-                <w:sz w:val="22"/>
-                <w:szCs w:val="22"/>
+          <w:tcPr>
+            <w:tcW w:type="pct" w:w="600"/>
+          </w:tcPr>
+          <w:p>
+            <w:r>
+              <w:rPr>
+                <w:color w:val="94A3B8"/>
+                <w:sz w:val="20"/>
+                <w:szCs w:val="20"/>
+              </w:rPr>
+              <w:t xml:space="preserve"/>
+            </w:r>
+          </w:p>
+        </w:tc>
+        <w:tc>
+          <w:tcPr>
+            <w:tcW w:type="pct" w:w="800"/>
+          </w:tcPr>
+          <w:p>
+            <w:r>
+              <w:rPr>
+                <w:color w:val="94A3B8"/>
+                <w:sz w:val="20"/>
+                <w:szCs w:val="20"/>
+              </w:rPr>
+              <w:t xml:space="preserve"/>
+            </w:r>
+          </w:p>
+        </w:tc>
+        <w:tc>
+          <w:tcPr>
+            <w:tcW w:type="pct" w:w="1000"/>
+          </w:tcPr>
+          <w:p>
+            <w:r>
+              <w:rPr>
+                <w:color w:val="94A3B8"/>
+                <w:sz w:val="20"/>
+                <w:szCs w:val="20"/>
+              </w:rPr>
+              <w:t xml:space="preserve"/>
+            </w:r>
+          </w:p>
+        </w:tc>
+        <w:tc>
+          <w:tcPr>
+            <w:tcW w:type="pct" w:w="1100"/>
+          </w:tcPr>
+          <w:p>
+            <w:r>
+              <w:rPr>
+                <w:color w:val="94A3B8"/>
+                <w:sz w:val="20"/>
+                <w:szCs w:val="20"/>
+              </w:rPr>
+              <w:t xml:space="preserve"/>
+            </w:r>
+          </w:p>
+        </w:tc>
+        <w:tc>
+          <w:tcPr>
+            <w:tcW w:type="pct" w:w="700"/>
+          </w:tcPr>
+          <w:p>
+            <w:r>
+              <w:rPr>
+                <w:color w:val="94A3B8"/>
+                <w:sz w:val="20"/>
+                <w:szCs w:val="20"/>
+              </w:rPr>
+              <w:t xml:space="preserve"/>
+            </w:r>
+          </w:p>
+        </w:tc>
+        <w:tc>
+          <w:tcPr>
+            <w:tcW w:type="pct" w:w="800"/>
+          </w:tcPr>
+          <w:p>
+            <w:r>
+              <w:rPr>
+                <w:color w:val="0F172A"/>
+                <w:sz w:val="20"/>
+                <w:szCs w:val="20"/>
               </w:rPr>
               <w:t xml:space="preserve">☐</w:t>
             </w:r>
@@ -834,59 +1307,274 @@
       </w:tr>
       <w:tr>
         <w:tc>
-          <w:p>
-            <w:r>
-              <w:rPr>
-                <w:color w:val="94A3B8"/>
-                <w:sz w:val="22"/>
-                <w:szCs w:val="22"/>
-              </w:rPr>
-              <w:t xml:space="preserve">________</w:t>
-            </w:r>
-          </w:p>
-        </w:tc>
-        <w:tc>
-          <w:p>
-            <w:r>
-              <w:rPr>
-                <w:color w:val="94A3B8"/>
-                <w:sz w:val="22"/>
-                <w:szCs w:val="22"/>
-              </w:rPr>
-              <w:t xml:space="preserve">________</w:t>
-            </w:r>
-          </w:p>
-        </w:tc>
-        <w:tc>
-          <w:p>
-            <w:r>
-              <w:rPr>
-                <w:color w:val="94A3B8"/>
-                <w:sz w:val="22"/>
-                <w:szCs w:val="22"/>
-              </w:rPr>
-              <w:t xml:space="preserve">________</w:t>
-            </w:r>
-          </w:p>
-        </w:tc>
-        <w:tc>
-          <w:p>
-            <w:r>
-              <w:rPr>
-                <w:color w:val="94A3B8"/>
-                <w:sz w:val="22"/>
-                <w:szCs w:val="22"/>
-              </w:rPr>
-              <w:t xml:space="preserve">________</w:t>
-            </w:r>
-          </w:p>
-        </w:tc>
-        <w:tc>
-          <w:p>
-            <w:r>
-              <w:rPr>
-                <w:sz w:val="22"/>
-                <w:szCs w:val="22"/>
+          <w:tcPr>
+            <w:tcW w:type="pct" w:w="600"/>
+          </w:tcPr>
+          <w:p>
+            <w:r>
+              <w:rPr>
+                <w:color w:val="94A3B8"/>
+                <w:sz w:val="20"/>
+                <w:szCs w:val="20"/>
+              </w:rPr>
+              <w:t xml:space="preserve"/>
+            </w:r>
+          </w:p>
+        </w:tc>
+        <w:tc>
+          <w:tcPr>
+            <w:tcW w:type="pct" w:w="800"/>
+          </w:tcPr>
+          <w:p>
+            <w:r>
+              <w:rPr>
+                <w:color w:val="94A3B8"/>
+                <w:sz w:val="20"/>
+                <w:szCs w:val="20"/>
+              </w:rPr>
+              <w:t xml:space="preserve"/>
+            </w:r>
+          </w:p>
+        </w:tc>
+        <w:tc>
+          <w:tcPr>
+            <w:tcW w:type="pct" w:w="1000"/>
+          </w:tcPr>
+          <w:p>
+            <w:r>
+              <w:rPr>
+                <w:color w:val="94A3B8"/>
+                <w:sz w:val="20"/>
+                <w:szCs w:val="20"/>
+              </w:rPr>
+              <w:t xml:space="preserve"/>
+            </w:r>
+          </w:p>
+        </w:tc>
+        <w:tc>
+          <w:tcPr>
+            <w:tcW w:type="pct" w:w="1100"/>
+          </w:tcPr>
+          <w:p>
+            <w:r>
+              <w:rPr>
+                <w:color w:val="94A3B8"/>
+                <w:sz w:val="20"/>
+                <w:szCs w:val="20"/>
+              </w:rPr>
+              <w:t xml:space="preserve"/>
+            </w:r>
+          </w:p>
+        </w:tc>
+        <w:tc>
+          <w:tcPr>
+            <w:tcW w:type="pct" w:w="700"/>
+          </w:tcPr>
+          <w:p>
+            <w:r>
+              <w:rPr>
+                <w:color w:val="94A3B8"/>
+                <w:sz w:val="20"/>
+                <w:szCs w:val="20"/>
+              </w:rPr>
+              <w:t xml:space="preserve"/>
+            </w:r>
+          </w:p>
+        </w:tc>
+        <w:tc>
+          <w:tcPr>
+            <w:tcW w:type="pct" w:w="800"/>
+          </w:tcPr>
+          <w:p>
+            <w:r>
+              <w:rPr>
+                <w:color w:val="0F172A"/>
+                <w:sz w:val="20"/>
+                <w:szCs w:val="20"/>
+              </w:rPr>
+              <w:t xml:space="preserve">☐</w:t>
+            </w:r>
+          </w:p>
+        </w:tc>
+      </w:tr>
+      <w:tr>
+        <w:tc>
+          <w:tcPr>
+            <w:tcW w:type="pct" w:w="600"/>
+          </w:tcPr>
+          <w:p>
+            <w:r>
+              <w:rPr>
+                <w:color w:val="94A3B8"/>
+                <w:sz w:val="20"/>
+                <w:szCs w:val="20"/>
+              </w:rPr>
+              <w:t xml:space="preserve"/>
+            </w:r>
+          </w:p>
+        </w:tc>
+        <w:tc>
+          <w:tcPr>
+            <w:tcW w:type="pct" w:w="800"/>
+          </w:tcPr>
+          <w:p>
+            <w:r>
+              <w:rPr>
+                <w:color w:val="94A3B8"/>
+                <w:sz w:val="20"/>
+                <w:szCs w:val="20"/>
+              </w:rPr>
+              <w:t xml:space="preserve"/>
+            </w:r>
+          </w:p>
+        </w:tc>
+        <w:tc>
+          <w:tcPr>
+            <w:tcW w:type="pct" w:w="1000"/>
+          </w:tcPr>
+          <w:p>
+            <w:r>
+              <w:rPr>
+                <w:color w:val="94A3B8"/>
+                <w:sz w:val="20"/>
+                <w:szCs w:val="20"/>
+              </w:rPr>
+              <w:t xml:space="preserve"/>
+            </w:r>
+          </w:p>
+        </w:tc>
+        <w:tc>
+          <w:tcPr>
+            <w:tcW w:type="pct" w:w="1100"/>
+          </w:tcPr>
+          <w:p>
+            <w:r>
+              <w:rPr>
+                <w:color w:val="94A3B8"/>
+                <w:sz w:val="20"/>
+                <w:szCs w:val="20"/>
+              </w:rPr>
+              <w:t xml:space="preserve"/>
+            </w:r>
+          </w:p>
+        </w:tc>
+        <w:tc>
+          <w:tcPr>
+            <w:tcW w:type="pct" w:w="700"/>
+          </w:tcPr>
+          <w:p>
+            <w:r>
+              <w:rPr>
+                <w:color w:val="94A3B8"/>
+                <w:sz w:val="20"/>
+                <w:szCs w:val="20"/>
+              </w:rPr>
+              <w:t xml:space="preserve"/>
+            </w:r>
+          </w:p>
+        </w:tc>
+        <w:tc>
+          <w:tcPr>
+            <w:tcW w:type="pct" w:w="800"/>
+          </w:tcPr>
+          <w:p>
+            <w:r>
+              <w:rPr>
+                <w:color w:val="0F172A"/>
+                <w:sz w:val="20"/>
+                <w:szCs w:val="20"/>
+              </w:rPr>
+              <w:t xml:space="preserve">☐</w:t>
+            </w:r>
+          </w:p>
+        </w:tc>
+      </w:tr>
+      <w:tr>
+        <w:tc>
+          <w:tcPr>
+            <w:tcW w:type="pct" w:w="600"/>
+          </w:tcPr>
+          <w:p>
+            <w:r>
+              <w:rPr>
+                <w:color w:val="94A3B8"/>
+                <w:sz w:val="20"/>
+                <w:szCs w:val="20"/>
+              </w:rPr>
+              <w:t xml:space="preserve"/>
+            </w:r>
+          </w:p>
+        </w:tc>
+        <w:tc>
+          <w:tcPr>
+            <w:tcW w:type="pct" w:w="800"/>
+          </w:tcPr>
+          <w:p>
+            <w:r>
+              <w:rPr>
+                <w:color w:val="94A3B8"/>
+                <w:sz w:val="20"/>
+                <w:szCs w:val="20"/>
+              </w:rPr>
+              <w:t xml:space="preserve"/>
+            </w:r>
+          </w:p>
+        </w:tc>
+        <w:tc>
+          <w:tcPr>
+            <w:tcW w:type="pct" w:w="1000"/>
+          </w:tcPr>
+          <w:p>
+            <w:r>
+              <w:rPr>
+                <w:color w:val="94A3B8"/>
+                <w:sz w:val="20"/>
+                <w:szCs w:val="20"/>
+              </w:rPr>
+              <w:t xml:space="preserve"/>
+            </w:r>
+          </w:p>
+        </w:tc>
+        <w:tc>
+          <w:tcPr>
+            <w:tcW w:type="pct" w:w="1100"/>
+          </w:tcPr>
+          <w:p>
+            <w:r>
+              <w:rPr>
+                <w:color w:val="94A3B8"/>
+                <w:sz w:val="20"/>
+                <w:szCs w:val="20"/>
+              </w:rPr>
+              <w:t xml:space="preserve"/>
+            </w:r>
+          </w:p>
+        </w:tc>
+        <w:tc>
+          <w:tcPr>
+            <w:tcW w:type="pct" w:w="700"/>
+          </w:tcPr>
+          <w:p>
+            <w:r>
+              <w:rPr>
+                <w:color w:val="94A3B8"/>
+                <w:sz w:val="20"/>
+                <w:szCs w:val="20"/>
+              </w:rPr>
+              <w:t xml:space="preserve"/>
+            </w:r>
+          </w:p>
+        </w:tc>
+        <w:tc>
+          <w:tcPr>
+            <w:tcW w:type="pct" w:w="800"/>
+          </w:tcPr>
+          <w:p>
+            <w:r>
+              <w:rPr>
+                <w:color w:val="0F172A"/>
+                <w:sz w:val="20"/>
+                <w:szCs w:val="20"/>
               </w:rPr>
               <w:t xml:space="preserve">☐</w:t>
             </w:r>
@@ -897,38 +1585,183 @@
     <w:p>
       <w:pPr>
         <w:pStyle w:val="Heading2"/>
-        <w:spacing w:after="120" w:before="200"/>
+        <w:spacing w:after="120" w:before="280"/>
       </w:pPr>
       <w:r>
         <w:rPr>
           <w:b/>
           <w:bCs/>
           <w:color w:val="0F172A"/>
-          <w:sz w:val="26"/>
-          <w:szCs w:val="26"/>
+          <w:sz w:val="24"/>
+          <w:szCs w:val="24"/>
         </w:rPr>
         <w:t xml:space="preserve">Summary</w:t>
       </w:r>
     </w:p>
+    <w:tbl>
+      <w:tblPr>
+        <w:tblW w:type="pct" w:w="5000"/>
+        <w:tblBorders>
+          <w:top w:val="single" w:color="auto" w:sz="4"/>
+          <w:left w:val="single" w:color="auto" w:sz="4"/>
+          <w:bottom w:val="single" w:color="auto" w:sz="4"/>
+          <w:right w:val="single" w:color="auto" w:sz="4"/>
+          <w:insideH w:val="single" w:color="auto" w:sz="4"/>
+          <w:insideV w:val="single" w:color="auto" w:sz="4"/>
+        </w:tblBorders>
+      </w:tblPr>
+      <w:tblGrid>
+        <w:gridCol w:w="3119"/>
+        <w:gridCol w:w="6627"/>
+      </w:tblGrid>
+      <w:tr>
+        <w:tc>
+          <w:tcPr>
+            <w:tcW w:type="pct" w:w="1600"/>
+          </w:tcPr>
+          <w:p>
+            <w:r>
+              <w:rPr>
+                <w:b/>
+                <w:bCs/>
+                <w:color w:val="0F172A"/>
+                <w:sz w:val="20"/>
+                <w:szCs w:val="20"/>
+              </w:rPr>
+              <w:t xml:space="preserve">Total expenses for the period</w:t>
+            </w:r>
+          </w:p>
+        </w:tc>
+        <w:tc>
+          <w:tcPr>
+            <w:tcW w:type="pct" w:w="3400"/>
+          </w:tcPr>
+          <w:p>
+            <w:r>
+              <w:rPr>
+                <w:color w:val="0F172A"/>
+                <w:sz w:val="20"/>
+                <w:szCs w:val="20"/>
+              </w:rPr>
+              <w:t xml:space="preserve">KES ____________</w:t>
+            </w:r>
+          </w:p>
+        </w:tc>
+      </w:tr>
+      <w:tr>
+        <w:tc>
+          <w:tcPr>
+            <w:tcW w:type="pct" w:w="1600"/>
+          </w:tcPr>
+          <w:p>
+            <w:r>
+              <w:rPr>
+                <w:b/>
+                <w:bCs/>
+                <w:color w:val="0F172A"/>
+                <w:sz w:val="20"/>
+                <w:szCs w:val="20"/>
+              </w:rPr>
+              <w:t xml:space="preserve">Repairs and maintenance</w:t>
+            </w:r>
+          </w:p>
+        </w:tc>
+        <w:tc>
+          <w:tcPr>
+            <w:tcW w:type="pct" w:w="3400"/>
+          </w:tcPr>
+          <w:p>
+            <w:r>
+              <w:rPr>
+                <w:color w:val="0F172A"/>
+                <w:sz w:val="20"/>
+                <w:szCs w:val="20"/>
+              </w:rPr>
+              <w:t xml:space="preserve">KES ____________</w:t>
+            </w:r>
+          </w:p>
+        </w:tc>
+      </w:tr>
+      <w:tr>
+        <w:tc>
+          <w:tcPr>
+            <w:tcW w:type="pct" w:w="1600"/>
+          </w:tcPr>
+          <w:p>
+            <w:r>
+              <w:rPr>
+                <w:b/>
+                <w:bCs/>
+                <w:color w:val="0F172A"/>
+                <w:sz w:val="20"/>
+                <w:szCs w:val="20"/>
+              </w:rPr>
+              <w:t xml:space="preserve">Utilities recovered from tenants</w:t>
+            </w:r>
+          </w:p>
+        </w:tc>
+        <w:tc>
+          <w:tcPr>
+            <w:tcW w:type="pct" w:w="3400"/>
+          </w:tcPr>
+          <w:p>
+            <w:r>
+              <w:rPr>
+                <w:color w:val="0F172A"/>
+                <w:sz w:val="20"/>
+                <w:szCs w:val="20"/>
+              </w:rPr>
+              <w:t xml:space="preserve">KES ____________</w:t>
+            </w:r>
+          </w:p>
+        </w:tc>
+      </w:tr>
+      <w:tr>
+        <w:tc>
+          <w:tcPr>
+            <w:tcW w:type="pct" w:w="1600"/>
+          </w:tcPr>
+          <w:p>
+            <w:r>
+              <w:rPr>
+                <w:b/>
+                <w:bCs/>
+                <w:color w:val="0F172A"/>
+                <w:sz w:val="20"/>
+                <w:szCs w:val="20"/>
+              </w:rPr>
+              <w:t xml:space="preserve">Net cost to the Landlord</w:t>
+            </w:r>
+          </w:p>
+        </w:tc>
+        <w:tc>
+          <w:tcPr>
+            <w:tcW w:type="pct" w:w="3400"/>
+          </w:tcPr>
+          <w:p>
+            <w:r>
+              <w:rPr>
+                <w:color w:val="0F172A"/>
+                <w:sz w:val="20"/>
+                <w:szCs w:val="20"/>
+              </w:rPr>
+              <w:t xml:space="preserve">KES ____________</w:t>
+            </w:r>
+          </w:p>
+        </w:tc>
+      </w:tr>
+    </w:tbl>
     <w:p>
       <w:pPr>
-        <w:spacing w:after="80"/>
+        <w:spacing w:after="140"/>
       </w:pPr>
       <w:r>
         <w:rPr>
-          <w:b/>
-          <w:bCs/>
+          <w:color w:val="0F172A"/>
           <w:sz w:val="22"/>
           <w:szCs w:val="22"/>
         </w:rPr>
-        <w:t xml:space="preserve">Total expenses: </w:t>
-      </w:r>
-      <w:r>
-        <w:rPr>
-          <w:sz w:val="22"/>
-          <w:szCs w:val="22"/>
-        </w:rPr>
-        <w:t xml:space="preserve">KES ______________________</w:t>
+        <w:t xml:space="preserve"> </w:t>
       </w:r>
     </w:p>
     <w:p>
@@ -937,12 +1770,101 @@
       </w:pPr>
       <w:r>
         <w:rPr>
+          <w:i/>
+          <w:iCs/>
+          <w:color w:val="64748B"/>
+          <w:sz w:val="18"/>
+          <w:szCs w:val="18"/>
+        </w:rPr>
+        <w:t xml:space="preserve">Keep the original receipts behind this sheet. If a repair is later charged to a tenant's deposit, the receipt is the only thing that proves what it cost.</w:t>
+      </w:r>
+    </w:p>
+    <w:p>
+      <w:pPr>
+        <w:spacing w:after="240"/>
+      </w:pPr>
+      <w:r>
+        <w:rPr>
+          <w:color w:val="0F172A"/>
           <w:sz w:val="22"/>
           <w:szCs w:val="22"/>
         </w:rPr>
-        <w:t xml:space="preserve">Attach all original receipts behind this sheet for your records.</w:t>
+        <w:t xml:space="preserve"> </w:t>
       </w:r>
     </w:p>
+    <w:tbl>
+      <w:tblPr>
+        <w:tblW w:type="pct" w:w="5000"/>
+        <w:tblBorders>
+          <w:top w:val="none" w:color="FFFFFF" w:sz="0"/>
+          <w:left w:val="none" w:color="FFFFFF" w:sz="0"/>
+          <w:bottom w:val="none" w:color="FFFFFF" w:sz="0"/>
+          <w:right w:val="none" w:color="FFFFFF" w:sz="0"/>
+          <w:insideH w:val="none" w:color="FFFFFF" w:sz="0"/>
+          <w:insideV w:val="none" w:color="FFFFFF" w:sz="0"/>
+        </w:tblBorders>
+      </w:tblPr>
+      <w:tblGrid>
+        <w:gridCol w:w="4873"/>
+        <w:gridCol w:w="4873"/>
+      </w:tblGrid>
+      <w:tr>
+        <w:tc>
+          <w:tcPr>
+            <w:tcW w:type="pct" w:w="2500"/>
+          </w:tcPr>
+          <w:p>
+            <w:pPr>
+              <w:spacing w:before="320"/>
+            </w:pPr>
+            <w:r>
+              <w:rPr>
+                <w:sz w:val="22"/>
+                <w:szCs w:val="22"/>
+              </w:rPr>
+              <w:t xml:space="preserve">_______________________________</w:t>
+            </w:r>
+          </w:p>
+          <w:p>
+            <w:r>
+              <w:rPr>
+                <w:color w:val="64748B"/>
+                <w:sz w:val="18"/>
+                <w:szCs w:val="18"/>
+              </w:rPr>
+              <w:t xml:space="preserve">Prepared by — signature and date</w:t>
+            </w:r>
+          </w:p>
+        </w:tc>
+        <w:tc>
+          <w:tcPr>
+            <w:tcW w:type="pct" w:w="2500"/>
+          </w:tcPr>
+          <w:p>
+            <w:pPr>
+              <w:spacing w:before="320"/>
+            </w:pPr>
+            <w:r>
+              <w:rPr>
+                <w:sz w:val="22"/>
+                <w:szCs w:val="22"/>
+              </w:rPr>
+              <w:t xml:space="preserve">_______________________________</w:t>
+            </w:r>
+          </w:p>
+          <w:p>
+            <w:r>
+              <w:rPr>
+                <w:color w:val="64748B"/>
+                <w:sz w:val="18"/>
+                <w:szCs w:val="18"/>
+              </w:rPr>
+              <w:t xml:space="preserve">Reviewed by — signature and date</w:t>
+            </w:r>
+          </w:p>
+        </w:tc>
+      </w:tr>
+    </w:tbl>
     <w:sectPr>
       <w:headerReference w:type="default" r:id="rId6"/>
       <w:footerReference w:type="default" r:id="rId7"/>
@@ -1004,7 +1926,7 @@
         <w:sz w:val="16"/>
         <w:szCs w:val="16"/>
       </w:rPr>
-      <w:t xml:space="preserve">Generated by I-Manage · imanage.co.ke · Page </w:t>
+      <w:t xml:space="preserve">Generated by PropDesk Africa · bknglabs.dev@gmail.com · Page </w:t>
     </w:r>
     <w:r>
       <w:rPr>
@@ -1081,6 +2003,7 @@
 <w:hdr xmlns:wpc="http://schemas.microsoft.com/office/word/2010/wordprocessingCanvas" xmlns:mc="http://schemas.openxmlformats.org/markup-compatibility/2006" xmlns:o="urn:schemas-microsoft-com:office:office" xmlns:r="http://schemas.openxmlformats.org/officeDocument/2006/relationships" xmlns:m="http://schemas.openxmlformats.org/officeDocument/2006/math" xmlns:v="urn:schemas-microsoft-com:vml" xmlns:wp14="http://schemas.microsoft.com/office/word/2010/wordprocessingDrawing" xmlns:wp="http://schemas.openxmlformats.org/drawingml/2006/wordprocessingDrawing" xmlns:w10="urn:schemas-microsoft-com:office:word" xmlns:w="http://schemas.openxmlformats.org/wordprocessingml/2006/main" xmlns:w14="http://schemas.microsoft.com/office/word/2010/wordml" xmlns:w15="http://schemas.microsoft.com/office/word/2012/wordml" xmlns:wpg="http://schemas.microsoft.com/office/word/2010/wordprocessingGroup" xmlns:wpi="http://schemas.microsoft.com/office/word/2010/wordprocessingInk" xmlns:wne="http://schemas.microsoft.com/office/word/2006/wordml" xmlns:wps="http://schemas.microsoft.com/office/word/2010/wordprocessingShape" xmlns:cx="http://schemas.microsoft.com/office/drawing/2014/chartex" xmlns:cx1="http://schemas.microsoft.com/office/drawing/2015/9/8/chartex" xmlns:cx2="http://schemas.microsoft.com/office/drawing/2015/10/21/chartex" xmlns:cx3="http://schemas.microsoft.com/office/drawing/2016/5/9/chartex" xmlns:cx4="http://schemas.microsoft.com/office/drawing/2016/5/10/chartex" xmlns:cx5="http://schemas.microsoft.com/office/drawing/2016/5/11/chartex" xmlns:cx6="http://schemas.microsoft.com/office/drawing/2016/5/12/chartex" xmlns:cx7="http://schemas.microsoft.com/office/drawing/2016/5/13/chartex" xmlns:cx8="http://schemas.microsoft.com/office/drawing/2016/5/14/chartex" xmlns:w16cid="http://schemas.microsoft.com/office/word/2016/wordml/cid" xmlns:w16se="http://schemas.microsoft.com/office/word/2015/wordml/symex">
   <w:p>
     <w:pPr>
+      <w:spacing w:after="0"/>
       <w:jc w:val="right"/>
     </w:pPr>
     <w:r>
@@ -1091,7 +2014,7 @@
         <w:sz w:val="20"/>
         <w:szCs w:val="20"/>
       </w:rPr>
-      <w:t xml:space="preserve">I-Manage</w:t>
+      <w:t xml:space="preserve">PropDesk Africa</w:t>
     </w:r>
     <w:r>
       <w:rPr>
@@ -1104,6 +2027,7 @@
   </w:p>
   <w:p>
     <w:pPr>
+      <w:spacing w:after="160"/>
       <w:jc w:val="right"/>
     </w:pPr>
     <w:r>
@@ -1218,7 +2142,11 @@
 <file path=word/styles.xml><?xml version="1.0" encoding="utf-8"?>
 <w:styles xmlns:mc="http://schemas.openxmlformats.org/markup-compatibility/2006" xmlns:r="http://schemas.openxmlformats.org/officeDocument/2006/relationships" xmlns:w="http://schemas.openxmlformats.org/wordprocessingml/2006/main" xmlns:w14="http://schemas.microsoft.com/office/word/2010/wordml" xmlns:w15="http://schemas.microsoft.com/office/word/2012/wordml" mc:Ignorable="w14 w15">
   <w:docDefaults>
-    <w:rPrDefault/>
+    <w:rPrDefault>
+      <w:rPr>
+        <w:rFonts w:ascii="Calibri" w:cs="Calibri" w:eastAsia="Calibri" w:hAnsi="Calibri"/>
+      </w:rPr>
+    </w:rPrDefault>
     <w:pPrDefault/>
   </w:docDefaults>
   <w:style w:type="paragraph" w:styleId="Normal" w:default="1">
